--- a/โครงงาน/05 สารบัญ.docx
+++ b/โครงงาน/05 สารบัญ.docx
@@ -2,38 +2,1672 @@
 <file path=word/document.xml><?xml version="1.0" encoding="utf-8"?>
 <w:document xmlns:wpc="http://schemas.microsoft.com/office/word/2010/wordprocessingCanvas" xmlns:cx="http://schemas.microsoft.com/office/drawing/2014/chartex" xmlns:cx1="http://schemas.microsoft.com/office/drawing/2015/9/8/chartex" xmlns:cx2="http://schemas.microsoft.com/office/drawing/2015/10/21/chartex" xmlns:cx3="http://schemas.microsoft.com/office/drawing/2016/5/9/chartex" xmlns:cx4="http://schemas.microsoft.com/office/drawing/2016/5/10/chartex" xmlns:cx5="http://schemas.microsoft.com/office/drawing/2016/5/11/chartex" xmlns:cx6="http://schemas.microsoft.com/office/drawing/2016/5/12/chartex" xmlns:cx7="http://schemas.microsoft.com/office/drawing/2016/5/13/chartex" xmlns:cx8="http://schemas.microsoft.com/office/drawing/2016/5/14/chartex" xmlns:mc="http://schemas.openxmlformats.org/markup-compatibility/2006" xmlns:aink="http://schemas.microsoft.com/office/drawing/2016/ink" xmlns:am3d="http://schemas.microsoft.com/office/drawing/2017/model3d" xmlns:o="urn:schemas-microsoft-com:office:office" xmlns:oel="http://schemas.microsoft.com/office/2019/extlst" xmlns:r="http://schemas.openxmlformats.org/officeDocument/2006/relationships" xmlns:m="http://schemas.openxmlformats.org/officeDocument/2006/math" xmlns:v="urn:schemas-microsoft-com:vml" xmlns:wp14="http://schemas.microsoft.com/office/word/2010/wordprocessingDrawing" xmlns:wp="http://schemas.openxmlformats.org/drawingml/2006/wordprocessingDrawing" xmlns:w10="urn:schemas-microsoft-com:office:word" xmlns:w="http://schemas.openxmlformats.org/wordprocessingml/2006/main" xmlns:w14="http://schemas.microsoft.com/office/word/2010/wordml" xmlns:w15="http://schemas.microsoft.com/office/word/2012/wordml" xmlns:w16cex="http://schemas.microsoft.com/office/word/2018/wordml/cex" xmlns:w16cid="http://schemas.microsoft.com/office/word/2016/wordml/cid" xmlns:w16="http://schemas.microsoft.com/office/word/2018/wordml" xmlns:w16sdtdh="http://schemas.microsoft.com/office/word/2020/wordml/sdtdatahash" xmlns:w16se="http://schemas.microsoft.com/office/word/2015/wordml/symex" xmlns:wpg="http://schemas.microsoft.com/office/word/2010/wordprocessingGroup" xmlns:wpi="http://schemas.microsoft.com/office/word/2010/wordprocessingInk" xmlns:wne="http://schemas.microsoft.com/office/word/2006/wordml" xmlns:wps="http://schemas.microsoft.com/office/word/2010/wordprocessingShape" mc:Ignorable="w14 w15 w16se w16cid w16 w16cex w16sdtdh wp14">
   <w:body>
+    <w:bookmarkStart w:id="0" w:name="_Toc225570897"/>
     <w:p>
       <w:pPr>
-        <w:ind w:firstLine="0"/>
-        <w:jc w:val="center"/>
-        <w:rPr>
-          <w:rFonts w:cs="TH Sarabun New"/>
-          <w:b/>
-          <w:bCs/>
-          <w:sz w:val="40"/>
-          <w:szCs w:val="40"/>
-        </w:rPr>
+        <w:pStyle w:val="Heading1"/>
       </w:pPr>
       <w:r>
         <w:rPr>
-          <w:rFonts w:cs="TH Sarabun New"/>
-          <w:b/>
-          <w:bCs/>
-          <w:sz w:val="40"/>
-          <w:szCs w:val="40"/>
+          <w:cs/>
+        </w:rPr>
+        <w:fldChar w:fldCharType="begin"/>
+      </w:r>
+      <w:r>
+        <w:rPr>
+          <w:cs/>
+        </w:rPr>
+        <w:instrText xml:space="preserve"> </w:instrText>
+      </w:r>
+      <w:r>
+        <w:instrText>RD  "</w:instrText>
+      </w:r>
+      <w:r>
+        <w:rPr>
+          <w:cs/>
+        </w:rPr>
+        <w:instrText>03 บทคัดย่อ.</w:instrText>
+      </w:r>
+      <w:r>
+        <w:instrText>docx"</w:instrText>
+      </w:r>
+      <w:r>
+        <w:rPr>
+          <w:cs/>
+        </w:rPr>
+        <w:instrText xml:space="preserve"> </w:instrText>
+      </w:r>
+      <w:r>
+        <w:rPr>
+          <w:cs/>
+        </w:rPr>
+        <w:fldChar w:fldCharType="end"/>
+      </w:r>
+      <w:r>
+        <w:rPr>
+          <w:cs/>
+        </w:rPr>
+        <w:fldChar w:fldCharType="begin"/>
+      </w:r>
+      <w:r>
+        <w:rPr>
+          <w:cs/>
+        </w:rPr>
+        <w:instrText xml:space="preserve"> </w:instrText>
+      </w:r>
+      <w:r>
+        <w:instrText>RD  "</w:instrText>
+      </w:r>
+      <w:r>
+        <w:rPr>
+          <w:cs/>
+        </w:rPr>
+        <w:instrText>04 กิตติกรรมประกาศ.</w:instrText>
+      </w:r>
+      <w:r>
+        <w:instrText>docx"</w:instrText>
+      </w:r>
+      <w:r>
+        <w:rPr>
+          <w:cs/>
+        </w:rPr>
+        <w:instrText xml:space="preserve"> </w:instrText>
+      </w:r>
+      <w:r>
+        <w:rPr>
+          <w:cs/>
+        </w:rPr>
+        <w:fldChar w:fldCharType="end"/>
+      </w:r>
+      <w:bookmarkStart w:id="1" w:name="_Toc225575052"/>
+      <w:r>
+        <w:rPr>
           <w:cs/>
         </w:rPr>
         <w:t>สารบัญ</w:t>
       </w:r>
+      <w:bookmarkEnd w:id="0"/>
+      <w:bookmarkEnd w:id="1"/>
+      <w:r>
+        <w:rPr>
+          <w:cs/>
+        </w:rPr>
+        <w:fldChar w:fldCharType="begin"/>
+      </w:r>
+      <w:r>
+        <w:rPr>
+          <w:cs/>
+        </w:rPr>
+        <w:instrText xml:space="preserve"> </w:instrText>
+      </w:r>
+      <w:r>
+        <w:instrText>RD  "</w:instrText>
+      </w:r>
+      <w:r>
+        <w:rPr>
+          <w:cs/>
+        </w:rPr>
+        <w:instrText>06 สารบัญภาพ.</w:instrText>
+      </w:r>
+      <w:r>
+        <w:instrText>docx"</w:instrText>
+      </w:r>
+      <w:r>
+        <w:rPr>
+          <w:cs/>
+        </w:rPr>
+        <w:instrText xml:space="preserve"> </w:instrText>
+      </w:r>
+      <w:r>
+        <w:rPr>
+          <w:cs/>
+        </w:rPr>
+        <w:fldChar w:fldCharType="end"/>
+      </w:r>
+      <w:r>
+        <w:rPr>
+          <w:cs/>
+        </w:rPr>
+        <w:fldChar w:fldCharType="begin"/>
+      </w:r>
+      <w:r>
+        <w:rPr>
+          <w:cs/>
+        </w:rPr>
+        <w:instrText xml:space="preserve"> </w:instrText>
+      </w:r>
+      <w:r>
+        <w:instrText>RD  "</w:instrText>
+      </w:r>
+      <w:r>
+        <w:rPr>
+          <w:cs/>
+        </w:rPr>
+        <w:instrText>07 สารบัญตาราง.</w:instrText>
+      </w:r>
+      <w:r>
+        <w:instrText>docx</w:instrText>
+      </w:r>
+      <w:r>
+        <w:instrText>"</w:instrText>
+      </w:r>
+      <w:r>
+        <w:rPr>
+          <w:cs/>
+        </w:rPr>
+        <w:instrText xml:space="preserve"> </w:instrText>
+      </w:r>
+      <w:r>
+        <w:rPr>
+          <w:cs/>
+        </w:rPr>
+        <w:fldChar w:fldCharType="end"/>
+      </w:r>
+      <w:r>
+        <w:rPr>
+          <w:cs/>
+        </w:rPr>
+        <w:fldChar w:fldCharType="begin"/>
+      </w:r>
+      <w:r>
+        <w:rPr>
+          <w:cs/>
+        </w:rPr>
+        <w:instrText xml:space="preserve"> </w:instrText>
+      </w:r>
+      <w:r>
+        <w:instrText>RD  "</w:instrText>
+      </w:r>
+      <w:r>
+        <w:rPr>
+          <w:cs/>
+        </w:rPr>
+        <w:instrText>08 บทที่ 1.</w:instrText>
+      </w:r>
+      <w:r>
+        <w:instrText>docx"</w:instrText>
+      </w:r>
+      <w:r>
+        <w:rPr>
+          <w:cs/>
+        </w:rPr>
+        <w:instrText xml:space="preserve"> </w:instrText>
+      </w:r>
+      <w:r>
+        <w:rPr>
+          <w:cs/>
+        </w:rPr>
+        <w:fldChar w:fldCharType="end"/>
+      </w:r>
+      <w:r>
+        <w:rPr>
+          <w:cs/>
+        </w:rPr>
+        <w:fldChar w:fldCharType="begin"/>
+      </w:r>
+      <w:r>
+        <w:rPr>
+          <w:cs/>
+        </w:rPr>
+        <w:instrText xml:space="preserve"> </w:instrText>
+      </w:r>
+      <w:r>
+        <w:instrText>RD  "</w:instrText>
+      </w:r>
+      <w:r>
+        <w:rPr>
+          <w:cs/>
+        </w:rPr>
+        <w:instrText>09 บทที่ 2.</w:instrText>
+      </w:r>
+      <w:r>
+        <w:instrText>docx"</w:instrText>
+      </w:r>
+      <w:r>
+        <w:rPr>
+          <w:cs/>
+        </w:rPr>
+        <w:instrText xml:space="preserve"> </w:instrText>
+      </w:r>
+      <w:r>
+        <w:rPr>
+          <w:cs/>
+        </w:rPr>
+        <w:fldChar w:fldCharType="end"/>
+      </w:r>
+      <w:r>
+        <w:rPr>
+          <w:cs/>
+        </w:rPr>
+        <w:fldChar w:fldCharType="begin"/>
+      </w:r>
+      <w:r>
+        <w:rPr>
+          <w:cs/>
+        </w:rPr>
+        <w:instrText xml:space="preserve"> </w:instrText>
+      </w:r>
+      <w:r>
+        <w:instrText>RD  "</w:instrText>
+      </w:r>
+      <w:r>
+        <w:rPr>
+          <w:cs/>
+        </w:rPr>
+        <w:instrText>10 บทที่ 3.</w:instrText>
+      </w:r>
+      <w:r>
+        <w:instrText>docx"</w:instrText>
+      </w:r>
+      <w:r>
+        <w:rPr>
+          <w:cs/>
+        </w:rPr>
+        <w:instrText xml:space="preserve"> </w:instrText>
+      </w:r>
+      <w:r>
+        <w:rPr>
+          <w:cs/>
+        </w:rPr>
+        <w:fldChar w:fldCharType="end"/>
+      </w:r>
+      <w:r>
+        <w:rPr>
+          <w:cs/>
+        </w:rPr>
+        <w:fldChar w:fldCharType="begin"/>
+      </w:r>
+      <w:r>
+        <w:rPr>
+          <w:cs/>
+        </w:rPr>
+        <w:instrText xml:space="preserve"> </w:instrText>
+      </w:r>
+      <w:r>
+        <w:instrText>RD  "</w:instrText>
+      </w:r>
+      <w:r>
+        <w:rPr>
+          <w:cs/>
+        </w:rPr>
+        <w:instrText>11 บทที่ 4.</w:instrText>
+      </w:r>
+      <w:r>
+        <w:instrText>docx"</w:instrText>
+      </w:r>
+      <w:r>
+        <w:rPr>
+          <w:cs/>
+        </w:rPr>
+        <w:instrText xml:space="preserve"> </w:instrText>
+      </w:r>
+      <w:r>
+        <w:rPr>
+          <w:cs/>
+        </w:rPr>
+        <w:fldChar w:fldCharType="end"/>
+      </w:r>
+      <w:r>
+        <w:rPr>
+          <w:cs/>
+        </w:rPr>
+        <w:fldChar w:fldCharType="begin"/>
+      </w:r>
+      <w:r>
+        <w:rPr>
+          <w:cs/>
+        </w:rPr>
+        <w:instrText xml:space="preserve"> </w:instrText>
+      </w:r>
+      <w:r>
+        <w:instrText>RD  "</w:instrText>
+      </w:r>
+      <w:r>
+        <w:rPr>
+          <w:cs/>
+        </w:rPr>
+        <w:instrText>12 บทที่ 5.</w:instrText>
+      </w:r>
+      <w:r>
+        <w:instrText>docx"</w:instrText>
+      </w:r>
+      <w:r>
+        <w:rPr>
+          <w:cs/>
+        </w:rPr>
+        <w:instrText xml:space="preserve"> </w:instrText>
+      </w:r>
+      <w:r>
+        <w:rPr>
+          <w:cs/>
+        </w:rPr>
+        <w:fldChar w:fldCharType="end"/>
+      </w:r>
+      <w:r>
+        <w:rPr>
+          <w:cs/>
+        </w:rPr>
+        <w:fldChar w:fldCharType="begin"/>
+      </w:r>
+      <w:r>
+        <w:rPr>
+          <w:cs/>
+        </w:rPr>
+        <w:instrText xml:space="preserve"> </w:instrText>
+      </w:r>
+      <w:r>
+        <w:instrText>RD  "</w:instrText>
+      </w:r>
+      <w:r>
+        <w:rPr>
+          <w:cs/>
+        </w:rPr>
+        <w:instrText>13 เอกสารอ้างอิง.</w:instrText>
+      </w:r>
+      <w:r>
+        <w:instrText>docx"</w:instrText>
+      </w:r>
+      <w:r>
+        <w:rPr>
+          <w:cs/>
+        </w:rPr>
+        <w:instrText xml:space="preserve"> </w:instrText>
+      </w:r>
+      <w:r>
+        <w:rPr>
+          <w:cs/>
+        </w:rPr>
+        <w:fldChar w:fldCharType="end"/>
+      </w:r>
+      <w:r>
+        <w:rPr>
+          <w:cs/>
+        </w:rPr>
+        <w:fldChar w:fldCharType="begin"/>
+      </w:r>
+      <w:r>
+        <w:rPr>
+          <w:cs/>
+        </w:rPr>
+        <w:instrText xml:space="preserve"> </w:instrText>
+      </w:r>
+      <w:r>
+        <w:instrText>RD  "</w:instrText>
+      </w:r>
+      <w:r>
+        <w:rPr>
+          <w:cs/>
+        </w:rPr>
+        <w:instrText>14 ประวัติผู้จัดทำ.</w:instrText>
+      </w:r>
+      <w:r>
+        <w:instrText>docx"</w:instrText>
+      </w:r>
+      <w:r>
+        <w:rPr>
+          <w:cs/>
+        </w:rPr>
+        <w:instrText xml:space="preserve"> </w:instrText>
+      </w:r>
+      <w:r>
+        <w:rPr>
+          <w:cs/>
+        </w:rPr>
+        <w:fldChar w:fldCharType="end"/>
+      </w:r>
     </w:p>
+    <w:sdt>
+      <w:sdtPr>
+        <w:rPr>
+          <w:rFonts w:cstheme="minorBidi"/>
+          <w:b w:val="0"/>
+          <w:bCs w:val="0"/>
+          <w:kern w:val="2"/>
+          <w:szCs w:val="30"/>
+          <w:lang w:bidi="th-TH"/>
+          <w14:ligatures w14:val="standardContextual"/>
+        </w:rPr>
+        <w:id w:val="1616484901"/>
+        <w:docPartObj>
+          <w:docPartGallery w:val="Table of Contents"/>
+          <w:docPartUnique/>
+        </w:docPartObj>
+      </w:sdtPr>
+      <w:sdtEndPr>
+        <w:rPr>
+          <w:noProof/>
+        </w:rPr>
+      </w:sdtEndPr>
+      <w:sdtContent>
+        <w:p>
+          <w:pPr>
+            <w:pStyle w:val="TOCHeading"/>
+            <w:jc w:val="right"/>
+            <w:rPr>
+              <w:cs/>
+              <w:lang w:bidi="th-TH"/>
+            </w:rPr>
+          </w:pPr>
+          <w:r>
+            <w:rPr>
+              <w:rFonts w:hint="cs"/>
+              <w:cs/>
+              <w:lang w:bidi="th-TH"/>
+            </w:rPr>
+            <w:t>หน้า</w:t>
+          </w:r>
+        </w:p>
+        <w:p>
+          <w:pPr>
+            <w:pStyle w:val="TOC1"/>
+            <w:rPr>
+              <w:rFonts w:asciiTheme="minorHAnsi" w:eastAsiaTheme="minorEastAsia" w:hAnsiTheme="minorHAnsi" w:cstheme="minorBidi"/>
+              <w:b w:val="0"/>
+              <w:bCs w:val="0"/>
+              <w:noProof/>
+              <w:sz w:val="24"/>
+              <w:szCs w:val="30"/>
+            </w:rPr>
+          </w:pPr>
+          <w:r>
+            <w:fldChar w:fldCharType="begin"/>
+          </w:r>
+          <w:r>
+            <w:instrText xml:space="preserve"> TOC \o "1-3" \</w:instrText>
+          </w:r>
+          <w:r>
+            <w:instrText>h</w:instrText>
+          </w:r>
+          <w:r>
+            <w:instrText xml:space="preserve"> \</w:instrText>
+          </w:r>
+          <w:r>
+            <w:instrText>u</w:instrText>
+          </w:r>
+          <w:r>
+            <w:instrText xml:space="preserve"> </w:instrText>
+          </w:r>
+          <w:r>
+            <w:fldChar w:fldCharType="separate"/>
+          </w:r>
+          <w:r>
+            <w:rPr>
+              <w:noProof/>
+              <w:cs/>
+            </w:rPr>
+            <w:t>บทคัดย่อ</w:t>
+          </w:r>
+          <w:r>
+            <w:rPr>
+              <w:noProof/>
+            </w:rPr>
+            <w:tab/>
+          </w:r>
+          <w:r>
+            <w:rPr>
+              <w:noProof/>
+              <w:cs/>
+            </w:rPr>
+            <w:t>ก</w:t>
+          </w:r>
+        </w:p>
+        <w:p>
+          <w:pPr>
+            <w:pStyle w:val="TOC1"/>
+            <w:rPr>
+              <w:rFonts w:asciiTheme="minorHAnsi" w:eastAsiaTheme="minorEastAsia" w:hAnsiTheme="minorHAnsi" w:cstheme="minorBidi"/>
+              <w:b w:val="0"/>
+              <w:bCs w:val="0"/>
+              <w:noProof/>
+              <w:sz w:val="24"/>
+              <w:szCs w:val="30"/>
+            </w:rPr>
+          </w:pPr>
+          <w:hyperlink w:anchor="_Toc225575052" w:history="1">
+            <w:r>
+              <w:rPr>
+                <w:rStyle w:val="Hyperlink"/>
+                <w:noProof/>
+                <w:cs/>
+              </w:rPr>
+              <w:t>สารบัญ</w:t>
+            </w:r>
+            <w:r>
+              <w:rPr>
+                <w:noProof/>
+              </w:rPr>
+              <w:tab/>
+            </w:r>
+            <w:r>
+              <w:rPr>
+                <w:noProof/>
+              </w:rPr>
+              <w:fldChar w:fldCharType="begin"/>
+            </w:r>
+            <w:r>
+              <w:rPr>
+                <w:noProof/>
+              </w:rPr>
+              <w:instrText xml:space="preserve"> PAGEREF _Toc225575052 \h </w:instrText>
+            </w:r>
+            <w:r>
+              <w:rPr>
+                <w:noProof/>
+              </w:rPr>
+            </w:r>
+            <w:r>
+              <w:rPr>
+                <w:noProof/>
+              </w:rPr>
+              <w:fldChar w:fldCharType="separate"/>
+            </w:r>
+            <w:r>
+              <w:rPr>
+                <w:noProof/>
+                <w:cs/>
+              </w:rPr>
+              <w:t>ค</w:t>
+            </w:r>
+            <w:r>
+              <w:rPr>
+                <w:noProof/>
+              </w:rPr>
+              <w:fldChar w:fldCharType="end"/>
+            </w:r>
+          </w:hyperlink>
+        </w:p>
+        <w:p>
+          <w:pPr>
+            <w:pStyle w:val="TOC1"/>
+            <w:rPr>
+              <w:rFonts w:asciiTheme="minorHAnsi" w:eastAsiaTheme="minorEastAsia" w:hAnsiTheme="minorHAnsi" w:cstheme="minorBidi"/>
+              <w:b w:val="0"/>
+              <w:bCs w:val="0"/>
+              <w:noProof/>
+              <w:sz w:val="24"/>
+              <w:szCs w:val="30"/>
+            </w:rPr>
+          </w:pPr>
+          <w:r>
+            <w:rPr>
+              <w:noProof/>
+              <w:cs/>
+            </w:rPr>
+            <w:t>กิตติกรรมประกาศ</w:t>
+          </w:r>
+          <w:r>
+            <w:rPr>
+              <w:noProof/>
+            </w:rPr>
+            <w:tab/>
+          </w:r>
+          <w:r>
+            <w:rPr>
+              <w:noProof/>
+              <w:cs/>
+            </w:rPr>
+            <w:t>ข</w:t>
+          </w:r>
+        </w:p>
+        <w:p>
+          <w:pPr>
+            <w:pStyle w:val="TOC1"/>
+            <w:rPr>
+              <w:rFonts w:asciiTheme="minorHAnsi" w:eastAsiaTheme="minorEastAsia" w:hAnsiTheme="minorHAnsi" w:cstheme="minorBidi"/>
+              <w:b w:val="0"/>
+              <w:bCs w:val="0"/>
+              <w:noProof/>
+              <w:sz w:val="24"/>
+              <w:szCs w:val="30"/>
+            </w:rPr>
+          </w:pPr>
+          <w:r>
+            <w:rPr>
+              <w:noProof/>
+              <w:cs/>
+            </w:rPr>
+            <w:t>สารบัญภาพ</w:t>
+          </w:r>
+          <w:r>
+            <w:rPr>
+              <w:noProof/>
+            </w:rPr>
+            <w:tab/>
+          </w:r>
+          <w:r>
+            <w:rPr>
+              <w:noProof/>
+              <w:cs/>
+            </w:rPr>
+            <w:t>ง</w:t>
+          </w:r>
+        </w:p>
+        <w:p>
+          <w:pPr>
+            <w:pStyle w:val="TOC1"/>
+            <w:rPr>
+              <w:rFonts w:asciiTheme="minorHAnsi" w:eastAsiaTheme="minorEastAsia" w:hAnsiTheme="minorHAnsi" w:cstheme="minorBidi"/>
+              <w:b w:val="0"/>
+              <w:bCs w:val="0"/>
+              <w:noProof/>
+              <w:sz w:val="24"/>
+              <w:szCs w:val="30"/>
+            </w:rPr>
+          </w:pPr>
+          <w:r>
+            <w:rPr>
+              <w:noProof/>
+              <w:cs/>
+            </w:rPr>
+            <w:t>สารบัญตาราง</w:t>
+          </w:r>
+          <w:r>
+            <w:rPr>
+              <w:noProof/>
+            </w:rPr>
+            <w:tab/>
+          </w:r>
+          <w:r>
+            <w:rPr>
+              <w:noProof/>
+              <w:cs/>
+            </w:rPr>
+            <w:t>ง</w:t>
+          </w:r>
+        </w:p>
+        <w:p>
+          <w:pPr>
+            <w:pStyle w:val="TOC1"/>
+            <w:rPr>
+              <w:rFonts w:asciiTheme="minorHAnsi" w:eastAsiaTheme="minorEastAsia" w:hAnsiTheme="minorHAnsi" w:cstheme="minorBidi"/>
+              <w:b w:val="0"/>
+              <w:bCs w:val="0"/>
+              <w:noProof/>
+              <w:sz w:val="24"/>
+              <w:szCs w:val="30"/>
+            </w:rPr>
+          </w:pPr>
+          <w:r>
+            <w:rPr>
+              <w:noProof/>
+              <w:cs/>
+            </w:rPr>
+            <w:t>บทที่ 1</w:t>
+          </w:r>
+          <w:r>
+            <w:rPr>
+              <w:noProof/>
+            </w:rPr>
+            <w:t xml:space="preserve"> </w:t>
+          </w:r>
+          <w:r>
+            <w:rPr>
+              <w:noProof/>
+              <w:cs/>
+            </w:rPr>
+            <w:t>บทนำ</w:t>
+          </w:r>
+          <w:r>
+            <w:rPr>
+              <w:noProof/>
+            </w:rPr>
+            <w:tab/>
+            <w:t>1</w:t>
+          </w:r>
+        </w:p>
+        <w:p>
+          <w:pPr>
+            <w:pStyle w:val="TOC2"/>
+            <w:rPr>
+              <w:rFonts w:asciiTheme="minorHAnsi" w:eastAsiaTheme="minorEastAsia" w:hAnsiTheme="minorHAnsi" w:cstheme="minorBidi"/>
+              <w:noProof/>
+              <w:sz w:val="24"/>
+              <w:szCs w:val="30"/>
+            </w:rPr>
+          </w:pPr>
+          <w:r>
+            <w:rPr>
+              <w:noProof/>
+            </w:rPr>
+            <w:t xml:space="preserve">1.1 </w:t>
+          </w:r>
+          <w:r>
+            <w:rPr>
+              <w:noProof/>
+              <w:cs/>
+            </w:rPr>
+            <w:t>ความเป็นมาและความสำคัญของโครงงาน</w:t>
+          </w:r>
+          <w:r>
+            <w:rPr>
+              <w:noProof/>
+            </w:rPr>
+            <w:tab/>
+            <w:t>1</w:t>
+          </w:r>
+        </w:p>
+        <w:p>
+          <w:pPr>
+            <w:pStyle w:val="TOC2"/>
+            <w:rPr>
+              <w:rFonts w:asciiTheme="minorHAnsi" w:eastAsiaTheme="minorEastAsia" w:hAnsiTheme="minorHAnsi" w:cstheme="minorBidi"/>
+              <w:noProof/>
+              <w:sz w:val="24"/>
+              <w:szCs w:val="30"/>
+            </w:rPr>
+          </w:pPr>
+          <w:r>
+            <w:rPr>
+              <w:noProof/>
+            </w:rPr>
+            <w:t xml:space="preserve">1.2 </w:t>
+          </w:r>
+          <w:r>
+            <w:rPr>
+              <w:noProof/>
+              <w:cs/>
+            </w:rPr>
+            <w:t>วัตถุประสงค์ของโครงงาน</w:t>
+          </w:r>
+          <w:r>
+            <w:rPr>
+              <w:noProof/>
+            </w:rPr>
+            <w:tab/>
+            <w:t>1</w:t>
+          </w:r>
+        </w:p>
+        <w:p>
+          <w:pPr>
+            <w:pStyle w:val="TOC2"/>
+            <w:rPr>
+              <w:rFonts w:asciiTheme="minorHAnsi" w:eastAsiaTheme="minorEastAsia" w:hAnsiTheme="minorHAnsi" w:cstheme="minorBidi"/>
+              <w:noProof/>
+              <w:sz w:val="24"/>
+              <w:szCs w:val="30"/>
+            </w:rPr>
+          </w:pPr>
+          <w:r>
+            <w:rPr>
+              <w:noProof/>
+            </w:rPr>
+            <w:t xml:space="preserve">1.3 </w:t>
+          </w:r>
+          <w:r>
+            <w:rPr>
+              <w:noProof/>
+              <w:cs/>
+            </w:rPr>
+            <w:t>ขอบเขตของระบบงาน</w:t>
+          </w:r>
+          <w:r>
+            <w:rPr>
+              <w:noProof/>
+            </w:rPr>
+            <w:tab/>
+            <w:t>2</w:t>
+          </w:r>
+        </w:p>
+        <w:p>
+          <w:pPr>
+            <w:pStyle w:val="TOC2"/>
+            <w:rPr>
+              <w:rFonts w:asciiTheme="minorHAnsi" w:eastAsiaTheme="minorEastAsia" w:hAnsiTheme="minorHAnsi" w:cstheme="minorBidi"/>
+              <w:noProof/>
+              <w:sz w:val="24"/>
+              <w:szCs w:val="30"/>
+            </w:rPr>
+          </w:pPr>
+          <w:r>
+            <w:rPr>
+              <w:noProof/>
+            </w:rPr>
+            <w:t xml:space="preserve">1.4 </w:t>
+          </w:r>
+          <w:r>
+            <w:rPr>
+              <w:noProof/>
+              <w:cs/>
+            </w:rPr>
+            <w:t>ระยะเวลาการดำเนินงาน</w:t>
+          </w:r>
+          <w:r>
+            <w:rPr>
+              <w:noProof/>
+            </w:rPr>
+            <w:tab/>
+            <w:t>3</w:t>
+          </w:r>
+        </w:p>
+        <w:p>
+          <w:pPr>
+            <w:pStyle w:val="TOC2"/>
+            <w:rPr>
+              <w:rFonts w:asciiTheme="minorHAnsi" w:eastAsiaTheme="minorEastAsia" w:hAnsiTheme="minorHAnsi" w:cstheme="minorBidi"/>
+              <w:noProof/>
+              <w:sz w:val="24"/>
+              <w:szCs w:val="30"/>
+            </w:rPr>
+          </w:pPr>
+          <w:r>
+            <w:rPr>
+              <w:noProof/>
+            </w:rPr>
+            <w:t xml:space="preserve">1.5 </w:t>
+          </w:r>
+          <w:r>
+            <w:rPr>
+              <w:noProof/>
+              <w:cs/>
+            </w:rPr>
+            <w:t>เครื่องมือที่ใช้ในการสร้างและพัฒนาระบบ</w:t>
+          </w:r>
+          <w:r>
+            <w:rPr>
+              <w:noProof/>
+            </w:rPr>
+            <w:tab/>
+            <w:t>3</w:t>
+          </w:r>
+        </w:p>
+        <w:p>
+          <w:pPr>
+            <w:pStyle w:val="TOC2"/>
+            <w:rPr>
+              <w:rFonts w:asciiTheme="minorHAnsi" w:eastAsiaTheme="minorEastAsia" w:hAnsiTheme="minorHAnsi" w:cstheme="minorBidi"/>
+              <w:noProof/>
+              <w:sz w:val="24"/>
+              <w:szCs w:val="30"/>
+            </w:rPr>
+          </w:pPr>
+          <w:r>
+            <w:rPr>
+              <w:noProof/>
+            </w:rPr>
+            <w:t xml:space="preserve">1.6 </w:t>
+          </w:r>
+          <w:r>
+            <w:rPr>
+              <w:noProof/>
+              <w:cs/>
+            </w:rPr>
+            <w:t>ประโยชน์ที่ได้รับ</w:t>
+          </w:r>
+          <w:r>
+            <w:rPr>
+              <w:noProof/>
+            </w:rPr>
+            <w:tab/>
+            <w:t>4</w:t>
+          </w:r>
+        </w:p>
+        <w:p>
+          <w:pPr>
+            <w:pStyle w:val="TOC2"/>
+            <w:rPr>
+              <w:rFonts w:asciiTheme="minorHAnsi" w:eastAsiaTheme="minorEastAsia" w:hAnsiTheme="minorHAnsi" w:cstheme="minorBidi"/>
+              <w:noProof/>
+              <w:sz w:val="24"/>
+              <w:szCs w:val="30"/>
+            </w:rPr>
+          </w:pPr>
+          <w:r>
+            <w:rPr>
+              <w:noProof/>
+            </w:rPr>
+            <w:t xml:space="preserve">1.7 </w:t>
+          </w:r>
+          <w:r>
+            <w:rPr>
+              <w:noProof/>
+              <w:cs/>
+            </w:rPr>
+            <w:t>นิยามศัพท์เฉพาะ</w:t>
+          </w:r>
+          <w:r>
+            <w:rPr>
+              <w:noProof/>
+            </w:rPr>
+            <w:tab/>
+            <w:t>5</w:t>
+          </w:r>
+        </w:p>
+        <w:p>
+          <w:pPr>
+            <w:pStyle w:val="TOC1"/>
+            <w:rPr>
+              <w:rFonts w:asciiTheme="minorHAnsi" w:eastAsiaTheme="minorEastAsia" w:hAnsiTheme="minorHAnsi" w:cstheme="minorBidi"/>
+              <w:b w:val="0"/>
+              <w:bCs w:val="0"/>
+              <w:noProof/>
+              <w:sz w:val="24"/>
+              <w:szCs w:val="30"/>
+            </w:rPr>
+          </w:pPr>
+          <w:r>
+            <w:rPr>
+              <w:noProof/>
+              <w:cs/>
+            </w:rPr>
+            <w:t xml:space="preserve">บทที่ </w:t>
+          </w:r>
+          <w:r>
+            <w:rPr>
+              <w:noProof/>
+            </w:rPr>
+            <w:t xml:space="preserve">2 </w:t>
+          </w:r>
+          <w:r>
+            <w:rPr>
+              <w:noProof/>
+              <w:cs/>
+            </w:rPr>
+            <w:t>ทฤษฎี เอกสารและงานวิจัยที่เกี่ยวข้อง</w:t>
+          </w:r>
+          <w:r>
+            <w:rPr>
+              <w:noProof/>
+            </w:rPr>
+            <w:tab/>
+            <w:t>6</w:t>
+          </w:r>
+        </w:p>
+        <w:p>
+          <w:pPr>
+            <w:pStyle w:val="TOC2"/>
+            <w:rPr>
+              <w:rFonts w:asciiTheme="minorHAnsi" w:eastAsiaTheme="minorEastAsia" w:hAnsiTheme="minorHAnsi" w:cstheme="minorBidi"/>
+              <w:noProof/>
+              <w:sz w:val="24"/>
+              <w:szCs w:val="30"/>
+            </w:rPr>
+          </w:pPr>
+          <w:r>
+            <w:rPr>
+              <w:noProof/>
+            </w:rPr>
+            <w:t xml:space="preserve">2.1 </w:t>
+          </w:r>
+          <w:r>
+            <w:rPr>
+              <w:noProof/>
+              <w:cs/>
+            </w:rPr>
+            <w:t>ทฤษฎีเครื่องมือในการพัฒนาเว็บแอปพลิเคชัน</w:t>
+          </w:r>
+          <w:r>
+            <w:rPr>
+              <w:noProof/>
+            </w:rPr>
+            <w:tab/>
+            <w:t>6</w:t>
+          </w:r>
+        </w:p>
+        <w:p>
+          <w:pPr>
+            <w:pStyle w:val="TOC2"/>
+            <w:rPr>
+              <w:rFonts w:asciiTheme="minorHAnsi" w:eastAsiaTheme="minorEastAsia" w:hAnsiTheme="minorHAnsi" w:cstheme="minorBidi"/>
+              <w:noProof/>
+              <w:sz w:val="24"/>
+              <w:szCs w:val="30"/>
+            </w:rPr>
+          </w:pPr>
+          <w:r>
+            <w:rPr>
+              <w:noProof/>
+              <w:cs/>
+            </w:rPr>
+            <w:t>2.2 งานวิจัยที่เกี่ยวข้อง</w:t>
+          </w:r>
+          <w:r>
+            <w:rPr>
+              <w:noProof/>
+            </w:rPr>
+            <w:tab/>
+            <w:t>8</w:t>
+          </w:r>
+        </w:p>
+        <w:p>
+          <w:pPr>
+            <w:pStyle w:val="TOC1"/>
+            <w:rPr>
+              <w:rFonts w:asciiTheme="minorHAnsi" w:eastAsiaTheme="minorEastAsia" w:hAnsiTheme="minorHAnsi" w:cstheme="minorBidi"/>
+              <w:b w:val="0"/>
+              <w:bCs w:val="0"/>
+              <w:noProof/>
+              <w:sz w:val="24"/>
+              <w:szCs w:val="30"/>
+            </w:rPr>
+          </w:pPr>
+          <w:r>
+            <w:rPr>
+              <w:noProof/>
+              <w:cs/>
+            </w:rPr>
+            <w:t xml:space="preserve">บทที่ </w:t>
+          </w:r>
+          <w:r>
+            <w:rPr>
+              <w:noProof/>
+            </w:rPr>
+            <w:t xml:space="preserve">3 </w:t>
+          </w:r>
+          <w:r>
+            <w:rPr>
+              <w:noProof/>
+              <w:cs/>
+            </w:rPr>
+            <w:t>การวิเคราะห์และออกแบบระบบ</w:t>
+          </w:r>
+          <w:r>
+            <w:rPr>
+              <w:noProof/>
+            </w:rPr>
+            <w:tab/>
+            <w:t>1</w:t>
+          </w:r>
+        </w:p>
+        <w:p>
+          <w:pPr>
+            <w:pStyle w:val="TOC2"/>
+            <w:rPr>
+              <w:rFonts w:asciiTheme="minorHAnsi" w:eastAsiaTheme="minorEastAsia" w:hAnsiTheme="minorHAnsi" w:cstheme="minorBidi"/>
+              <w:noProof/>
+              <w:sz w:val="24"/>
+              <w:szCs w:val="30"/>
+            </w:rPr>
+          </w:pPr>
+          <w:r>
+            <w:rPr>
+              <w:noProof/>
+            </w:rPr>
+            <w:t>3.1 Use Case Diagram</w:t>
+          </w:r>
+          <w:r>
+            <w:rPr>
+              <w:noProof/>
+            </w:rPr>
+            <w:tab/>
+            <w:t>1</w:t>
+          </w:r>
+        </w:p>
+        <w:p>
+          <w:pPr>
+            <w:pStyle w:val="TOC2"/>
+            <w:rPr>
+              <w:rFonts w:asciiTheme="minorHAnsi" w:eastAsiaTheme="minorEastAsia" w:hAnsiTheme="minorHAnsi" w:cstheme="minorBidi"/>
+              <w:noProof/>
+              <w:sz w:val="24"/>
+              <w:szCs w:val="30"/>
+            </w:rPr>
+          </w:pPr>
+          <w:r>
+            <w:rPr>
+              <w:noProof/>
+            </w:rPr>
+            <w:t>3.2 Use Case Description</w:t>
+          </w:r>
+          <w:r>
+            <w:rPr>
+              <w:noProof/>
+            </w:rPr>
+            <w:tab/>
+            <w:t>2</w:t>
+          </w:r>
+        </w:p>
+        <w:p>
+          <w:pPr>
+            <w:pStyle w:val="TOC2"/>
+            <w:rPr>
+              <w:rFonts w:asciiTheme="minorHAnsi" w:eastAsiaTheme="minorEastAsia" w:hAnsiTheme="minorHAnsi" w:cstheme="minorBidi"/>
+              <w:noProof/>
+              <w:sz w:val="24"/>
+              <w:szCs w:val="30"/>
+            </w:rPr>
+          </w:pPr>
+          <w:r>
+            <w:rPr>
+              <w:noProof/>
+            </w:rPr>
+            <w:t>3.3 Activity Diagram</w:t>
+          </w:r>
+          <w:r>
+            <w:rPr>
+              <w:noProof/>
+            </w:rPr>
+            <w:tab/>
+            <w:t>2</w:t>
+          </w:r>
+        </w:p>
+        <w:p>
+          <w:pPr>
+            <w:pStyle w:val="TOC2"/>
+            <w:rPr>
+              <w:rFonts w:asciiTheme="minorHAnsi" w:eastAsiaTheme="minorEastAsia" w:hAnsiTheme="minorHAnsi" w:cstheme="minorBidi"/>
+              <w:noProof/>
+              <w:sz w:val="24"/>
+              <w:szCs w:val="30"/>
+            </w:rPr>
+          </w:pPr>
+          <w:r>
+            <w:rPr>
+              <w:noProof/>
+            </w:rPr>
+            <w:t>3.4 Sequence Diagram</w:t>
+          </w:r>
+          <w:r>
+            <w:rPr>
+              <w:noProof/>
+            </w:rPr>
+            <w:tab/>
+            <w:t>2</w:t>
+          </w:r>
+        </w:p>
+        <w:p>
+          <w:pPr>
+            <w:pStyle w:val="TOC2"/>
+            <w:rPr>
+              <w:rFonts w:asciiTheme="minorHAnsi" w:eastAsiaTheme="minorEastAsia" w:hAnsiTheme="minorHAnsi" w:cstheme="minorBidi"/>
+              <w:noProof/>
+              <w:sz w:val="24"/>
+              <w:szCs w:val="30"/>
+            </w:rPr>
+          </w:pPr>
+          <w:r>
+            <w:rPr>
+              <w:noProof/>
+            </w:rPr>
+            <w:t>3.5 Class Diagram</w:t>
+          </w:r>
+          <w:r>
+            <w:rPr>
+              <w:noProof/>
+            </w:rPr>
+            <w:tab/>
+            <w:t>2</w:t>
+          </w:r>
+        </w:p>
+        <w:p>
+          <w:pPr>
+            <w:pStyle w:val="TOC1"/>
+            <w:rPr>
+              <w:rFonts w:asciiTheme="minorHAnsi" w:eastAsiaTheme="minorEastAsia" w:hAnsiTheme="minorHAnsi" w:cstheme="minorBidi"/>
+              <w:b w:val="0"/>
+              <w:bCs w:val="0"/>
+              <w:noProof/>
+              <w:sz w:val="24"/>
+              <w:szCs w:val="30"/>
+            </w:rPr>
+          </w:pPr>
+          <w:r>
+            <w:rPr>
+              <w:noProof/>
+              <w:cs/>
+            </w:rPr>
+            <w:t xml:space="preserve">บทที่ </w:t>
+          </w:r>
+          <w:r>
+            <w:rPr>
+              <w:noProof/>
+            </w:rPr>
+            <w:t xml:space="preserve">4 </w:t>
+          </w:r>
+          <w:r>
+            <w:rPr>
+              <w:noProof/>
+              <w:cs/>
+            </w:rPr>
+            <w:t>ผลการดำเนินงาน</w:t>
+          </w:r>
+          <w:r>
+            <w:rPr>
+              <w:noProof/>
+            </w:rPr>
+            <w:tab/>
+            <w:t>1</w:t>
+          </w:r>
+        </w:p>
+        <w:p>
+          <w:pPr>
+            <w:pStyle w:val="TOC2"/>
+            <w:rPr>
+              <w:rFonts w:asciiTheme="minorHAnsi" w:eastAsiaTheme="minorEastAsia" w:hAnsiTheme="minorHAnsi" w:cstheme="minorBidi"/>
+              <w:noProof/>
+              <w:sz w:val="24"/>
+              <w:szCs w:val="30"/>
+            </w:rPr>
+          </w:pPr>
+          <w:r>
+            <w:rPr>
+              <w:noProof/>
+            </w:rPr>
+            <w:t xml:space="preserve">4.1 </w:t>
+          </w:r>
+          <w:r>
+            <w:rPr>
+              <w:noProof/>
+              <w:cs/>
+            </w:rPr>
+            <w:t>การแสดงผลการทำงาน</w:t>
+          </w:r>
+          <w:r>
+            <w:rPr>
+              <w:noProof/>
+            </w:rPr>
+            <w:tab/>
+            <w:t>1</w:t>
+          </w:r>
+        </w:p>
+        <w:p>
+          <w:pPr>
+            <w:pStyle w:val="TOC1"/>
+            <w:rPr>
+              <w:rFonts w:asciiTheme="minorHAnsi" w:eastAsiaTheme="minorEastAsia" w:hAnsiTheme="minorHAnsi" w:cstheme="minorBidi"/>
+              <w:b w:val="0"/>
+              <w:bCs w:val="0"/>
+              <w:noProof/>
+              <w:sz w:val="24"/>
+              <w:szCs w:val="30"/>
+            </w:rPr>
+          </w:pPr>
+          <w:r>
+            <w:rPr>
+              <w:noProof/>
+              <w:cs/>
+            </w:rPr>
+            <w:t xml:space="preserve">บทที่ </w:t>
+          </w:r>
+          <w:r>
+            <w:rPr>
+              <w:noProof/>
+            </w:rPr>
+            <w:t xml:space="preserve">5 </w:t>
+          </w:r>
+          <w:r>
+            <w:rPr>
+              <w:noProof/>
+              <w:cs/>
+            </w:rPr>
+            <w:t>สรุปอภิปรายผลการศึกษาและข้อเสนอแนะ</w:t>
+          </w:r>
+          <w:r>
+            <w:rPr>
+              <w:noProof/>
+            </w:rPr>
+            <w:tab/>
+            <w:t>1</w:t>
+          </w:r>
+        </w:p>
+        <w:p>
+          <w:pPr>
+            <w:pStyle w:val="TOC2"/>
+            <w:rPr>
+              <w:rFonts w:asciiTheme="minorHAnsi" w:eastAsiaTheme="minorEastAsia" w:hAnsiTheme="minorHAnsi" w:cstheme="minorBidi"/>
+              <w:noProof/>
+              <w:sz w:val="24"/>
+              <w:szCs w:val="30"/>
+            </w:rPr>
+          </w:pPr>
+          <w:r>
+            <w:rPr>
+              <w:noProof/>
+            </w:rPr>
+            <w:t xml:space="preserve">5.1 </w:t>
+          </w:r>
+          <w:r>
+            <w:rPr>
+              <w:noProof/>
+              <w:cs/>
+            </w:rPr>
+            <w:t>สรุปอภิปรายผล</w:t>
+          </w:r>
+          <w:r>
+            <w:rPr>
+              <w:noProof/>
+            </w:rPr>
+            <w:tab/>
+            <w:t>1</w:t>
+          </w:r>
+        </w:p>
+        <w:p>
+          <w:pPr>
+            <w:pStyle w:val="TOC2"/>
+            <w:rPr>
+              <w:rFonts w:asciiTheme="minorHAnsi" w:eastAsiaTheme="minorEastAsia" w:hAnsiTheme="minorHAnsi" w:cstheme="minorBidi"/>
+              <w:noProof/>
+              <w:sz w:val="24"/>
+              <w:szCs w:val="30"/>
+            </w:rPr>
+          </w:pPr>
+          <w:r>
+            <w:rPr>
+              <w:noProof/>
+            </w:rPr>
+            <w:t xml:space="preserve">5.2 </w:t>
+          </w:r>
+          <w:r>
+            <w:rPr>
+              <w:noProof/>
+              <w:cs/>
+            </w:rPr>
+            <w:t>ปัญหาและอุปสรรค</w:t>
+          </w:r>
+          <w:r>
+            <w:rPr>
+              <w:noProof/>
+            </w:rPr>
+            <w:tab/>
+            <w:t>2</w:t>
+          </w:r>
+        </w:p>
+        <w:p>
+          <w:pPr>
+            <w:pStyle w:val="TOC2"/>
+            <w:rPr>
+              <w:rFonts w:asciiTheme="minorHAnsi" w:eastAsiaTheme="minorEastAsia" w:hAnsiTheme="minorHAnsi" w:cstheme="minorBidi"/>
+              <w:noProof/>
+              <w:sz w:val="24"/>
+              <w:szCs w:val="30"/>
+            </w:rPr>
+          </w:pPr>
+          <w:r>
+            <w:rPr>
+              <w:noProof/>
+            </w:rPr>
+            <w:t xml:space="preserve">5.3 </w:t>
+          </w:r>
+          <w:r>
+            <w:rPr>
+              <w:noProof/>
+              <w:cs/>
+            </w:rPr>
+            <w:t>ข้อเสนอแนะ</w:t>
+          </w:r>
+          <w:r>
+            <w:rPr>
+              <w:noProof/>
+            </w:rPr>
+            <w:tab/>
+            <w:t>2</w:t>
+          </w:r>
+        </w:p>
+        <w:p>
+          <w:pPr>
+            <w:pStyle w:val="TOC1"/>
+            <w:rPr>
+              <w:rFonts w:asciiTheme="minorHAnsi" w:eastAsiaTheme="minorEastAsia" w:hAnsiTheme="minorHAnsi" w:cstheme="minorBidi"/>
+              <w:b w:val="0"/>
+              <w:bCs w:val="0"/>
+              <w:noProof/>
+              <w:sz w:val="24"/>
+              <w:szCs w:val="30"/>
+            </w:rPr>
+          </w:pPr>
+          <w:r>
+            <w:rPr>
+              <w:noProof/>
+              <w:cs/>
+            </w:rPr>
+            <w:t>เอกสารอ้างอิง</w:t>
+          </w:r>
+          <w:r>
+            <w:rPr>
+              <w:noProof/>
+            </w:rPr>
+            <w:tab/>
+            <w:t>1</w:t>
+          </w:r>
+        </w:p>
+        <w:p>
+          <w:pPr>
+            <w:pStyle w:val="TOC1"/>
+            <w:rPr>
+              <w:rFonts w:asciiTheme="minorHAnsi" w:eastAsiaTheme="minorEastAsia" w:hAnsiTheme="minorHAnsi" w:cstheme="minorBidi"/>
+              <w:b w:val="0"/>
+              <w:bCs w:val="0"/>
+              <w:noProof/>
+              <w:sz w:val="24"/>
+              <w:szCs w:val="30"/>
+            </w:rPr>
+          </w:pPr>
+          <w:r>
+            <w:rPr>
+              <w:noProof/>
+              <w:cs/>
+            </w:rPr>
+            <w:t>ประวัติผู้จัดทำ</w:t>
+          </w:r>
+          <w:r>
+            <w:rPr>
+              <w:noProof/>
+            </w:rPr>
+            <w:tab/>
+            <w:t>1</w:t>
+          </w:r>
+        </w:p>
+        <w:p>
+          <w:pPr>
+            <w:ind w:firstLine="0"/>
+          </w:pPr>
+          <w:r>
+            <w:rPr>
+              <w:rFonts w:cs="TH Sarabun New"/>
+              <w:szCs w:val="32"/>
+            </w:rPr>
+            <w:lastRenderedPageBreak/>
+            <w:fldChar w:fldCharType="end"/>
+          </w:r>
+        </w:p>
+      </w:sdtContent>
+    </w:sdt>
     <w:sectPr>
+      <w:headerReference w:type="default" r:id="rId8"/>
       <w:pgSz w:w="11906" w:h="16838" w:code="9"/>
       <w:pgMar w:top="1418" w:right="1134" w:bottom="1134" w:left="1701" w:header="720" w:footer="720" w:gutter="0"/>
+      <w:pgNumType w:fmt="thaiLetters" w:start="3"/>
       <w:cols w:space="720"/>
       <w:docGrid w:linePitch="435"/>
     </w:sectPr>
   </w:body>
 </w:document>
+</file>
+
+<file path=word/endnotes.xml><?xml version="1.0" encoding="utf-8"?>
+<w:endnotes xmlns:wpc="http://schemas.microsoft.com/office/word/2010/wordprocessingCanvas" xmlns:cx="http://schemas.microsoft.com/office/drawing/2014/chartex" xmlns:cx1="http://schemas.microsoft.com/office/drawing/2015/9/8/chartex" xmlns:cx2="http://schemas.microsoft.com/office/drawing/2015/10/21/chartex" xmlns:cx3="http://schemas.microsoft.com/office/drawing/2016/5/9/chartex" xmlns:cx4="http://schemas.microsoft.com/office/drawing/2016/5/10/chartex" xmlns:cx5="http://schemas.microsoft.com/office/drawing/2016/5/11/chartex" xmlns:cx6="http://schemas.microsoft.com/office/drawing/2016/5/12/chartex" xmlns:cx7="http://schemas.microsoft.com/office/drawing/2016/5/13/chartex" xmlns:cx8="http://schemas.microsoft.com/office/drawing/2016/5/14/chartex" xmlns:mc="http://schemas.openxmlformats.org/markup-compatibility/2006" xmlns:aink="http://schemas.microsoft.com/office/drawing/2016/ink" xmlns:am3d="http://schemas.microsoft.com/office/drawing/2017/model3d" xmlns:o="urn:schemas-microsoft-com:office:office" xmlns:oel="http://schemas.microsoft.com/office/2019/extlst" xmlns:r="http://schemas.openxmlformats.org/officeDocument/2006/relationships" xmlns:m="http://schemas.openxmlformats.org/officeDocument/2006/math" xmlns:v="urn:schemas-microsoft-com:vml" xmlns:wp14="http://schemas.microsoft.com/office/word/2010/wordprocessingDrawing" xmlns:wp="http://schemas.openxmlformats.org/drawingml/2006/wordprocessingDrawing" xmlns:w10="urn:schemas-microsoft-com:office:word" xmlns:w="http://schemas.openxmlformats.org/wordprocessingml/2006/main" xmlns:w14="http://schemas.microsoft.com/office/word/2010/wordml" xmlns:w15="http://schemas.microsoft.com/office/word/2012/wordml" xmlns:w16cex="http://schemas.microsoft.com/office/word/2018/wordml/cex" xmlns:w16cid="http://schemas.microsoft.com/office/word/2016/wordml/cid" xmlns:w16="http://schemas.microsoft.com/office/word/2018/wordml" xmlns:w16sdtdh="http://schemas.microsoft.com/office/word/2020/wordml/sdtdatahash" xmlns:w16se="http://schemas.microsoft.com/office/word/2015/wordml/symex" xmlns:wpg="http://schemas.microsoft.com/office/word/2010/wordprocessingGroup" xmlns:wpi="http://schemas.microsoft.com/office/word/2010/wordprocessingInk" xmlns:wne="http://schemas.microsoft.com/office/word/2006/wordml" xmlns:wps="http://schemas.microsoft.com/office/word/2010/wordprocessingShape" mc:Ignorable="w14 w15 w16se w16cid w16 w16cex w16sdtdh wp14">
+  <w:endnote w:type="separator" w:id="-1">
+    <w:p>
+      <w:pPr>
+        <w:spacing w:after="0"/>
+      </w:pPr>
+      <w:r>
+        <w:separator/>
+      </w:r>
+    </w:p>
+  </w:endnote>
+  <w:endnote w:type="continuationSeparator" w:id="0">
+    <w:p>
+      <w:pPr>
+        <w:spacing w:after="0"/>
+      </w:pPr>
+      <w:r>
+        <w:continuationSeparator/>
+      </w:r>
+    </w:p>
+  </w:endnote>
+</w:endnotes>
+</file>
+
+<file path=word/footnotes.xml><?xml version="1.0" encoding="utf-8"?>
+<w:footnotes xmlns:wpc="http://schemas.microsoft.com/office/word/2010/wordprocessingCanvas" xmlns:cx="http://schemas.microsoft.com/office/drawing/2014/chartex" xmlns:cx1="http://schemas.microsoft.com/office/drawing/2015/9/8/chartex" xmlns:cx2="http://schemas.microsoft.com/office/drawing/2015/10/21/chartex" xmlns:cx3="http://schemas.microsoft.com/office/drawing/2016/5/9/chartex" xmlns:cx4="http://schemas.microsoft.com/office/drawing/2016/5/10/chartex" xmlns:cx5="http://schemas.microsoft.com/office/drawing/2016/5/11/chartex" xmlns:cx6="http://schemas.microsoft.com/office/drawing/2016/5/12/chartex" xmlns:cx7="http://schemas.microsoft.com/office/drawing/2016/5/13/chartex" xmlns:cx8="http://schemas.microsoft.com/office/drawing/2016/5/14/chartex" xmlns:mc="http://schemas.openxmlformats.org/markup-compatibility/2006" xmlns:aink="http://schemas.microsoft.com/office/drawing/2016/ink" xmlns:am3d="http://schemas.microsoft.com/office/drawing/2017/model3d" xmlns:o="urn:schemas-microsoft-com:office:office" xmlns:oel="http://schemas.microsoft.com/office/2019/extlst" xmlns:r="http://schemas.openxmlformats.org/officeDocument/2006/relationships" xmlns:m="http://schemas.openxmlformats.org/officeDocument/2006/math" xmlns:v="urn:schemas-microsoft-com:vml" xmlns:wp14="http://schemas.microsoft.com/office/word/2010/wordprocessingDrawing" xmlns:wp="http://schemas.openxmlformats.org/drawingml/2006/wordprocessingDrawing" xmlns:w10="urn:schemas-microsoft-com:office:word" xmlns:w="http://schemas.openxmlformats.org/wordprocessingml/2006/main" xmlns:w14="http://schemas.microsoft.com/office/word/2010/wordml" xmlns:w15="http://schemas.microsoft.com/office/word/2012/wordml" xmlns:w16cex="http://schemas.microsoft.com/office/word/2018/wordml/cex" xmlns:w16cid="http://schemas.microsoft.com/office/word/2016/wordml/cid" xmlns:w16="http://schemas.microsoft.com/office/word/2018/wordml" xmlns:w16sdtdh="http://schemas.microsoft.com/office/word/2020/wordml/sdtdatahash" xmlns:w16se="http://schemas.microsoft.com/office/word/2015/wordml/symex" xmlns:wpg="http://schemas.microsoft.com/office/word/2010/wordprocessingGroup" xmlns:wpi="http://schemas.microsoft.com/office/word/2010/wordprocessingInk" xmlns:wne="http://schemas.microsoft.com/office/word/2006/wordml" xmlns:wps="http://schemas.microsoft.com/office/word/2010/wordprocessingShape" mc:Ignorable="w14 w15 w16se w16cid w16 w16cex w16sdtdh wp14">
+  <w:footnote w:type="separator" w:id="-1">
+    <w:p>
+      <w:pPr>
+        <w:spacing w:after="0"/>
+      </w:pPr>
+      <w:r>
+        <w:separator/>
+      </w:r>
+    </w:p>
+  </w:footnote>
+  <w:footnote w:type="continuationSeparator" w:id="0">
+    <w:p>
+      <w:pPr>
+        <w:spacing w:after="0"/>
+      </w:pPr>
+      <w:r>
+        <w:continuationSeparator/>
+      </w:r>
+    </w:p>
+  </w:footnote>
+</w:footnotes>
+</file>
+
+<file path=word/header1.xml><?xml version="1.0" encoding="utf-8"?>
+<w:hdr xmlns:wpc="http://schemas.microsoft.com/office/word/2010/wordprocessingCanvas" xmlns:cx="http://schemas.microsoft.com/office/drawing/2014/chartex" xmlns:cx1="http://schemas.microsoft.com/office/drawing/2015/9/8/chartex" xmlns:cx2="http://schemas.microsoft.com/office/drawing/2015/10/21/chartex" xmlns:cx3="http://schemas.microsoft.com/office/drawing/2016/5/9/chartex" xmlns:cx4="http://schemas.microsoft.com/office/drawing/2016/5/10/chartex" xmlns:cx5="http://schemas.microsoft.com/office/drawing/2016/5/11/chartex" xmlns:cx6="http://schemas.microsoft.com/office/drawing/2016/5/12/chartex" xmlns:cx7="http://schemas.microsoft.com/office/drawing/2016/5/13/chartex" xmlns:cx8="http://schemas.microsoft.com/office/drawing/2016/5/14/chartex" xmlns:mc="http://schemas.openxmlformats.org/markup-compatibility/2006" xmlns:aink="http://schemas.microsoft.com/office/drawing/2016/ink" xmlns:am3d="http://schemas.microsoft.com/office/drawing/2017/model3d" xmlns:o="urn:schemas-microsoft-com:office:office" xmlns:oel="http://schemas.microsoft.com/office/2019/extlst" xmlns:r="http://schemas.openxmlformats.org/officeDocument/2006/relationships" xmlns:m="http://schemas.openxmlformats.org/officeDocument/2006/math" xmlns:v="urn:schemas-microsoft-com:vml" xmlns:wp14="http://schemas.microsoft.com/office/word/2010/wordprocessingDrawing" xmlns:wp="http://schemas.openxmlformats.org/drawingml/2006/wordprocessingDrawing" xmlns:w10="urn:schemas-microsoft-com:office:word" xmlns:w="http://schemas.openxmlformats.org/wordprocessingml/2006/main" xmlns:w14="http://schemas.microsoft.com/office/word/2010/wordml" xmlns:w15="http://schemas.microsoft.com/office/word/2012/wordml" xmlns:w16cex="http://schemas.microsoft.com/office/word/2018/wordml/cex" xmlns:w16cid="http://schemas.microsoft.com/office/word/2016/wordml/cid" xmlns:w16="http://schemas.microsoft.com/office/word/2018/wordml" xmlns:w16sdtdh="http://schemas.microsoft.com/office/word/2020/wordml/sdtdatahash" xmlns:w16se="http://schemas.microsoft.com/office/word/2015/wordml/symex" xmlns:wpg="http://schemas.microsoft.com/office/word/2010/wordprocessingGroup" xmlns:wpi="http://schemas.microsoft.com/office/word/2010/wordprocessingInk" xmlns:wne="http://schemas.microsoft.com/office/word/2006/wordml" xmlns:wps="http://schemas.microsoft.com/office/word/2010/wordprocessingShape" mc:Ignorable="w14 w15 w16se w16cid w16 w16cex w16sdtdh wp14">
+  <w:sdt>
+    <w:sdtPr>
+      <w:id w:val="-811873891"/>
+      <w:docPartObj>
+        <w:docPartGallery w:val="Page Numbers (Top of Page)"/>
+        <w:docPartUnique/>
+      </w:docPartObj>
+    </w:sdtPr>
+    <w:sdtEndPr>
+      <w:rPr>
+        <w:noProof/>
+      </w:rPr>
+    </w:sdtEndPr>
+    <w:sdtContent>
+      <w:p>
+        <w:pPr>
+          <w:pStyle w:val="Header"/>
+          <w:jc w:val="right"/>
+        </w:pPr>
+        <w:r>
+          <w:fldChar w:fldCharType="begin"/>
+        </w:r>
+        <w:r>
+          <w:instrText xml:space="preserve"> PAGE   \* MERGEFORMAT </w:instrText>
+        </w:r>
+        <w:r>
+          <w:fldChar w:fldCharType="separate"/>
+        </w:r>
+        <w:r>
+          <w:rPr>
+            <w:noProof/>
+          </w:rPr>
+          <w:t>2</w:t>
+        </w:r>
+        <w:r>
+          <w:rPr>
+            <w:noProof/>
+          </w:rPr>
+          <w:fldChar w:fldCharType="end"/>
+        </w:r>
+      </w:p>
+    </w:sdtContent>
+  </w:sdt>
+  <w:p>
+    <w:pPr>
+      <w:pStyle w:val="Header"/>
+    </w:pPr>
+  </w:p>
+</w:hdr>
+</file>
+
+<file path=word/numbering.xml><?xml version="1.0" encoding="utf-8"?>
+<w:numbering xmlns:wpc="http://schemas.microsoft.com/office/word/2010/wordprocessingCanvas" xmlns:cx="http://schemas.microsoft.com/office/drawing/2014/chartex" xmlns:cx1="http://schemas.microsoft.com/office/drawing/2015/9/8/chartex" xmlns:cx2="http://schemas.microsoft.com/office/drawing/2015/10/21/chartex" xmlns:cx3="http://schemas.microsoft.com/office/drawing/2016/5/9/chartex" xmlns:cx4="http://schemas.microsoft.com/office/drawing/2016/5/10/chartex" xmlns:cx5="http://schemas.microsoft.com/office/drawing/2016/5/11/chartex" xmlns:cx6="http://schemas.microsoft.com/office/drawing/2016/5/12/chartex" xmlns:cx7="http://schemas.microsoft.com/office/drawing/2016/5/13/chartex" xmlns:cx8="http://schemas.microsoft.com/office/drawing/2016/5/14/chartex" xmlns:mc="http://schemas.openxmlformats.org/markup-compatibility/2006" xmlns:aink="http://schemas.microsoft.com/office/drawing/2016/ink" xmlns:am3d="http://schemas.microsoft.com/office/drawing/2017/model3d" xmlns:o="urn:schemas-microsoft-com:office:office" xmlns:oel="http://schemas.microsoft.com/office/2019/extlst" xmlns:r="http://schemas.openxmlformats.org/officeDocument/2006/relationships" xmlns:m="http://schemas.openxmlformats.org/officeDocument/2006/math" xmlns:v="urn:schemas-microsoft-com:vml" xmlns:wp14="http://schemas.microsoft.com/office/word/2010/wordprocessingDrawing" xmlns:wp="http://schemas.openxmlformats.org/drawingml/2006/wordprocessingDrawing" xmlns:w10="urn:schemas-microsoft-com:office:word" xmlns:w="http://schemas.openxmlformats.org/wordprocessingml/2006/main" xmlns:w14="http://schemas.microsoft.com/office/word/2010/wordml" xmlns:w15="http://schemas.microsoft.com/office/word/2012/wordml" xmlns:w16cex="http://schemas.microsoft.com/office/word/2018/wordml/cex" xmlns:w16cid="http://schemas.microsoft.com/office/word/2016/wordml/cid" xmlns:w16="http://schemas.microsoft.com/office/word/2018/wordml" xmlns:w16sdtdh="http://schemas.microsoft.com/office/word/2020/wordml/sdtdatahash" xmlns:w16se="http://schemas.microsoft.com/office/word/2015/wordml/symex" xmlns:wpg="http://schemas.microsoft.com/office/word/2010/wordprocessingGroup" xmlns:wpi="http://schemas.microsoft.com/office/word/2010/wordprocessingInk" xmlns:wne="http://schemas.microsoft.com/office/word/2006/wordml" xmlns:wps="http://schemas.microsoft.com/office/word/2010/wordprocessingShape" mc:Ignorable="w14 w15 w16se w16cid w16 w16cex w16sdtdh wp14">
+  <w:abstractNum w:abstractNumId="0" w15:restartNumberingAfterBreak="0">
+    <w:nsid w:val="4BD1493E"/>
+    <w:multiLevelType w:val="hybridMultilevel"/>
+    <w:tmpl w:val="7C1A4F3E"/>
+    <w:lvl w:ilvl="0" w:tplc="6958BACC">
+      <w:start w:val="1"/>
+      <w:numFmt w:val="decimal"/>
+      <w:lvlText w:val="%1."/>
+      <w:lvlJc w:val="left"/>
+      <w:pPr>
+        <w:ind w:left="720" w:hanging="360"/>
+      </w:pPr>
+    </w:lvl>
+    <w:lvl w:ilvl="1" w:tplc="04090019" w:tentative="1">
+      <w:start w:val="1"/>
+      <w:numFmt w:val="lowerLetter"/>
+      <w:lvlText w:val="%2."/>
+      <w:lvlJc w:val="left"/>
+      <w:pPr>
+        <w:ind w:left="1440" w:hanging="360"/>
+      </w:pPr>
+    </w:lvl>
+    <w:lvl w:ilvl="2" w:tplc="0409001B" w:tentative="1">
+      <w:start w:val="1"/>
+      <w:numFmt w:val="lowerRoman"/>
+      <w:lvlText w:val="%3."/>
+      <w:lvlJc w:val="right"/>
+      <w:pPr>
+        <w:ind w:left="2160" w:hanging="180"/>
+      </w:pPr>
+    </w:lvl>
+    <w:lvl w:ilvl="3" w:tplc="0409000F" w:tentative="1">
+      <w:start w:val="1"/>
+      <w:numFmt w:val="decimal"/>
+      <w:lvlText w:val="%4."/>
+      <w:lvlJc w:val="left"/>
+      <w:pPr>
+        <w:ind w:left="2880" w:hanging="360"/>
+      </w:pPr>
+    </w:lvl>
+    <w:lvl w:ilvl="4" w:tplc="04090019" w:tentative="1">
+      <w:start w:val="1"/>
+      <w:numFmt w:val="lowerLetter"/>
+      <w:lvlText w:val="%5."/>
+      <w:lvlJc w:val="left"/>
+      <w:pPr>
+        <w:ind w:left="3600" w:hanging="360"/>
+      </w:pPr>
+    </w:lvl>
+    <w:lvl w:ilvl="5" w:tplc="0409001B" w:tentative="1">
+      <w:start w:val="1"/>
+      <w:numFmt w:val="lowerRoman"/>
+      <w:lvlText w:val="%6."/>
+      <w:lvlJc w:val="right"/>
+      <w:pPr>
+        <w:ind w:left="4320" w:hanging="180"/>
+      </w:pPr>
+    </w:lvl>
+    <w:lvl w:ilvl="6" w:tplc="0409000F" w:tentative="1">
+      <w:start w:val="1"/>
+      <w:numFmt w:val="decimal"/>
+      <w:lvlText w:val="%7."/>
+      <w:lvlJc w:val="left"/>
+      <w:pPr>
+        <w:ind w:left="5040" w:hanging="360"/>
+      </w:pPr>
+    </w:lvl>
+    <w:lvl w:ilvl="7" w:tplc="04090019" w:tentative="1">
+      <w:start w:val="1"/>
+      <w:numFmt w:val="lowerLetter"/>
+      <w:lvlText w:val="%8."/>
+      <w:lvlJc w:val="left"/>
+      <w:pPr>
+        <w:ind w:left="5760" w:hanging="360"/>
+      </w:pPr>
+    </w:lvl>
+    <w:lvl w:ilvl="8" w:tplc="0409001B" w:tentative="1">
+      <w:start w:val="1"/>
+      <w:numFmt w:val="lowerRoman"/>
+      <w:lvlText w:val="%9."/>
+      <w:lvlJc w:val="right"/>
+      <w:pPr>
+        <w:ind w:left="6480" w:hanging="180"/>
+      </w:pPr>
+    </w:lvl>
+  </w:abstractNum>
+  <w:num w:numId="1" w16cid:durableId="1569876080">
+    <w:abstractNumId w:val="0"/>
+  </w:num>
+</w:numbering>
 </file>
 
 <file path=word/styles.xml><?xml version="1.0" encoding="utf-8"?>
@@ -455,18 +2089,18 @@
     <w:link w:val="Heading1Char"/>
     <w:uiPriority w:val="9"/>
     <w:qFormat/>
-    <w:rsid w:val="00E670B8"/>
+    <w:rsid w:val="00A824F6"/>
     <w:pPr>
-      <w:keepNext/>
-      <w:keepLines/>
-      <w:spacing w:before="360" w:after="80"/>
+      <w:ind w:firstLine="0"/>
+      <w:jc w:val="center"/>
       <w:outlineLvl w:val="0"/>
     </w:pPr>
     <w:rPr>
-      <w:rFonts w:asciiTheme="majorHAnsi" w:eastAsiaTheme="majorEastAsia" w:hAnsiTheme="majorHAnsi" w:cstheme="majorBidi"/>
-      <w:color w:val="0F4761" w:themeColor="accent1" w:themeShade="BF"/>
+      <w:rFonts w:cs="TH Sarabun New"/>
+      <w:b/>
+      <w:bCs/>
       <w:sz w:val="40"/>
-      <w:szCs w:val="50"/>
+      <w:szCs w:val="40"/>
     </w:rPr>
   </w:style>
   <w:style w:type="paragraph" w:styleId="Heading2">
@@ -678,12 +2312,13 @@
     <w:basedOn w:val="DefaultParagraphFont"/>
     <w:link w:val="Heading1"/>
     <w:uiPriority w:val="9"/>
-    <w:rsid w:val="00E670B8"/>
-    <w:rPr>
-      <w:rFonts w:asciiTheme="majorHAnsi" w:eastAsiaTheme="majorEastAsia" w:hAnsiTheme="majorHAnsi" w:cstheme="majorBidi"/>
-      <w:color w:val="0F4761" w:themeColor="accent1" w:themeShade="BF"/>
+    <w:rsid w:val="00A824F6"/>
+    <w:rPr>
+      <w:rFonts w:ascii="TH Sarabun New" w:hAnsi="TH Sarabun New" w:cs="TH Sarabun New"/>
+      <w:b/>
+      <w:bCs/>
       <w:sz w:val="40"/>
-      <w:szCs w:val="50"/>
+      <w:szCs w:val="40"/>
     </w:rPr>
   </w:style>
   <w:style w:type="character" w:customStyle="1" w:styleId="Heading2Char">
@@ -961,6 +2596,187 @@
       <w:color w:val="0F4761" w:themeColor="accent1" w:themeShade="BF"/>
       <w:spacing w:val="5"/>
     </w:rPr>
+  </w:style>
+  <w:style w:type="paragraph" w:styleId="FootnoteText">
+    <w:name w:val="footnote text"/>
+    <w:basedOn w:val="Normal"/>
+    <w:link w:val="FootnoteTextChar"/>
+    <w:uiPriority w:val="99"/>
+    <w:semiHidden/>
+    <w:unhideWhenUsed/>
+    <w:rsid w:val="00592B6C"/>
+    <w:pPr>
+      <w:spacing w:after="0"/>
+    </w:pPr>
+    <w:rPr>
+      <w:sz w:val="20"/>
+      <w:szCs w:val="25"/>
+    </w:rPr>
+  </w:style>
+  <w:style w:type="character" w:customStyle="1" w:styleId="FootnoteTextChar">
+    <w:name w:val="Footnote Text Char"/>
+    <w:basedOn w:val="DefaultParagraphFont"/>
+    <w:link w:val="FootnoteText"/>
+    <w:uiPriority w:val="99"/>
+    <w:semiHidden/>
+    <w:rsid w:val="00592B6C"/>
+    <w:rPr>
+      <w:rFonts w:ascii="TH Sarabun New" w:hAnsi="TH Sarabun New"/>
+      <w:sz w:val="20"/>
+      <w:szCs w:val="25"/>
+    </w:rPr>
+  </w:style>
+  <w:style w:type="character" w:styleId="FootnoteReference">
+    <w:name w:val="footnote reference"/>
+    <w:basedOn w:val="DefaultParagraphFont"/>
+    <w:uiPriority w:val="99"/>
+    <w:semiHidden/>
+    <w:unhideWhenUsed/>
+    <w:rsid w:val="00592B6C"/>
+    <w:rPr>
+      <w:vertAlign w:val="superscript"/>
+    </w:rPr>
+  </w:style>
+  <w:style w:type="paragraph" w:styleId="TOC1">
+    <w:name w:val="toc 1"/>
+    <w:basedOn w:val="Normal"/>
+    <w:next w:val="Normal"/>
+    <w:autoRedefine/>
+    <w:uiPriority w:val="39"/>
+    <w:unhideWhenUsed/>
+    <w:rsid w:val="00C70AC8"/>
+    <w:pPr>
+      <w:tabs>
+        <w:tab w:val="right" w:pos="9061"/>
+      </w:tabs>
+      <w:spacing w:after="0"/>
+      <w:ind w:firstLine="0"/>
+    </w:pPr>
+    <w:rPr>
+      <w:rFonts w:cs="TH Sarabun New"/>
+      <w:b/>
+      <w:bCs/>
+      <w:szCs w:val="32"/>
+    </w:rPr>
+  </w:style>
+  <w:style w:type="paragraph" w:styleId="TOCHeading">
+    <w:name w:val="TOC Heading"/>
+    <w:basedOn w:val="Heading1"/>
+    <w:next w:val="Normal"/>
+    <w:uiPriority w:val="39"/>
+    <w:unhideWhenUsed/>
+    <w:qFormat/>
+    <w:rsid w:val="00592B6C"/>
+    <w:pPr>
+      <w:spacing w:before="240" w:after="0" w:line="259" w:lineRule="auto"/>
+      <w:contextualSpacing w:val="0"/>
+      <w:jc w:val="left"/>
+      <w:outlineLvl w:val="9"/>
+    </w:pPr>
+    <w:rPr>
+      <w:kern w:val="0"/>
+      <w:sz w:val="32"/>
+      <w:szCs w:val="32"/>
+      <w:lang w:bidi="ar-SA"/>
+      <w14:ligatures w14:val="none"/>
+    </w:rPr>
+  </w:style>
+  <w:style w:type="paragraph" w:styleId="TOC2">
+    <w:name w:val="toc 2"/>
+    <w:basedOn w:val="Normal"/>
+    <w:next w:val="Normal"/>
+    <w:autoRedefine/>
+    <w:uiPriority w:val="39"/>
+    <w:unhideWhenUsed/>
+    <w:rsid w:val="00A824F6"/>
+    <w:pPr>
+      <w:tabs>
+        <w:tab w:val="right" w:pos="9061"/>
+      </w:tabs>
+      <w:spacing w:after="0"/>
+      <w:ind w:left="720" w:firstLine="0"/>
+    </w:pPr>
+    <w:rPr>
+      <w:rFonts w:cs="TH Sarabun New"/>
+      <w:szCs w:val="32"/>
+    </w:rPr>
+  </w:style>
+  <w:style w:type="paragraph" w:styleId="Header">
+    <w:name w:val="header"/>
+    <w:basedOn w:val="Normal"/>
+    <w:link w:val="HeaderChar"/>
+    <w:uiPriority w:val="99"/>
+    <w:unhideWhenUsed/>
+    <w:rsid w:val="00A824F6"/>
+    <w:pPr>
+      <w:tabs>
+        <w:tab w:val="center" w:pos="4680"/>
+        <w:tab w:val="right" w:pos="9360"/>
+      </w:tabs>
+      <w:spacing w:after="0"/>
+    </w:pPr>
+  </w:style>
+  <w:style w:type="character" w:customStyle="1" w:styleId="HeaderChar">
+    <w:name w:val="Header Char"/>
+    <w:basedOn w:val="DefaultParagraphFont"/>
+    <w:link w:val="Header"/>
+    <w:uiPriority w:val="99"/>
+    <w:rsid w:val="00A824F6"/>
+    <w:rPr>
+      <w:rFonts w:ascii="TH Sarabun New" w:hAnsi="TH Sarabun New"/>
+      <w:sz w:val="32"/>
+    </w:rPr>
+  </w:style>
+  <w:style w:type="paragraph" w:styleId="Footer">
+    <w:name w:val="footer"/>
+    <w:basedOn w:val="Normal"/>
+    <w:link w:val="FooterChar"/>
+    <w:uiPriority w:val="99"/>
+    <w:unhideWhenUsed/>
+    <w:rsid w:val="00A824F6"/>
+    <w:pPr>
+      <w:tabs>
+        <w:tab w:val="center" w:pos="4680"/>
+        <w:tab w:val="right" w:pos="9360"/>
+      </w:tabs>
+      <w:spacing w:after="0"/>
+    </w:pPr>
+  </w:style>
+  <w:style w:type="character" w:customStyle="1" w:styleId="FooterChar">
+    <w:name w:val="Footer Char"/>
+    <w:basedOn w:val="DefaultParagraphFont"/>
+    <w:link w:val="Footer"/>
+    <w:uiPriority w:val="99"/>
+    <w:rsid w:val="00A824F6"/>
+    <w:rPr>
+      <w:rFonts w:ascii="TH Sarabun New" w:hAnsi="TH Sarabun New"/>
+      <w:sz w:val="32"/>
+    </w:rPr>
+  </w:style>
+  <w:style w:type="character" w:styleId="Hyperlink">
+    <w:name w:val="Hyperlink"/>
+    <w:basedOn w:val="DefaultParagraphFont"/>
+    <w:uiPriority w:val="99"/>
+    <w:unhideWhenUsed/>
+    <w:rsid w:val="00A824F6"/>
+    <w:rPr>
+      <w:color w:val="467886" w:themeColor="hyperlink"/>
+      <w:u w:val="single"/>
+    </w:rPr>
+  </w:style>
+  <w:style w:type="paragraph" w:styleId="Index1">
+    <w:name w:val="index 1"/>
+    <w:basedOn w:val="Normal"/>
+    <w:next w:val="Normal"/>
+    <w:autoRedefine/>
+    <w:uiPriority w:val="99"/>
+    <w:semiHidden/>
+    <w:unhideWhenUsed/>
+    <w:rsid w:val="00B9016B"/>
+    <w:pPr>
+      <w:spacing w:after="0"/>
+      <w:ind w:left="320" w:hanging="320"/>
+    </w:pPr>
   </w:style>
 </w:styles>
 </file>
@@ -1258,4 +3074,16 @@
     </a:ext>
   </a:extLst>
 </a:theme>
+</file>
+
+<file path=customXml/item1.xml><?xml version="1.0" encoding="utf-8"?>
+<b:Sources xmlns:b="http://schemas.openxmlformats.org/officeDocument/2006/bibliography" xmlns="http://schemas.openxmlformats.org/officeDocument/2006/bibliography" SelectedStyle="\APASixthEditionOfficeOnline.xsl" StyleName="APA" Version="6"/>
+</file>
+
+<file path=customXml/itemProps1.xml><?xml version="1.0" encoding="utf-8"?>
+<ds:datastoreItem xmlns:ds="http://schemas.openxmlformats.org/officeDocument/2006/customXml" ds:itemID="{5D131DF6-B1DC-4A15-9B5D-E48CB58D9F7D}">
+  <ds:schemaRefs>
+    <ds:schemaRef ds:uri="http://schemas.openxmlformats.org/officeDocument/2006/bibliography"/>
+  </ds:schemaRefs>
+</ds:datastoreItem>
 </file>